--- a/docs/_inventory/AHG_Screen_Test_Checklist.docx
+++ b/docs/_inventory/AHG_Screen_Test_Checklist.docx
@@ -2,33 +2,23 @@
 <file path=word/document.xml><?xml version="1.0" encoding="utf-8"?>
 <w:document xmlns:w="http://schemas.openxmlformats.org/wordprocessingml/2006/main" xmlns:m="http://schemas.openxmlformats.org/officeDocument/2006/math" xmlns:r="http://schemas.openxmlformats.org/officeDocument/2006/relationships" xmlns:o="urn:schemas-microsoft-com:office:office" xmlns:v="urn:schemas-microsoft-com:vml" xmlns:w10="urn:schemas-microsoft-com:office:word" xmlns:a="http://schemas.openxmlformats.org/drawingml/2006/main" xmlns:pic="http://schemas.openxmlformats.org/drawingml/2006/picture" xmlns:wp="http://schemas.openxmlformats.org/drawingml/2006/wordprocessingDrawing">
   <w:body>
-    <w:sdt>
-      <w:sdtPr>
-        <w:docPartObj>
-          <w:docPartGallery w:val="Table of Contents"/>
-          <w:docPartUnique/>
-        </w:docPartObj>
-      </w:sdtPr>
-      <w:sdtContent>
-        <w:p>
-          <w:pPr>
-            <w:pStyle w:val="TOCHeading"/>
-          </w:pPr>
-          <w:r>
-            <w:t xml:space="preserve">Table of Contents</w:t>
-          </w:r>
-        </w:p>
-        <w:p>
-          <w:r>
-            <w:fldChar w:fldCharType="begin" w:dirty="true"/>
-            <w:instrText xml:space="preserve">TOC \o "1-3" \h \z \u</w:instrText>
-            <w:fldChar w:fldCharType="separate"/>
-            <w:fldChar w:fldCharType="end"/>
-          </w:r>
-        </w:p>
-      </w:sdtContent>
-    </w:sdt>
-    <w:bookmarkStart w:id="57" w:name="ahg--screen-based-manual-test-checklist"/>
+    <w:p>
+      <w:pPr>
+        <w:pStyle w:val="Title"/>
+      </w:pPr>
+      <w:r>
+        <w:t xml:space="preserve">AHG — Screen-Based Manual Test Checklist</w:t>
+      </w:r>
+    </w:p>
+    <w:p>
+      <w:pPr>
+        <w:pStyle w:val="Author"/>
+      </w:pPr>
+      <w:r>
+        <w:t xml:space="preserve">The Archive and Heritage Group (Pty) Ltd</w:t>
+      </w:r>
+    </w:p>
+    <w:bookmarkStart w:id="57" w:name="ahg-screen-based-manual-test-checklist"/>
     <w:p>
       <w:pPr>
         <w:pStyle w:val="Heading1"/>
@@ -96,7 +86,7 @@
         </w:pict>
       </w:r>
     </w:p>
-    <w:bookmarkStart w:id="26" w:name="X0ce3380df1037e845cb0870d3656b02541137d7"/>
+    <w:bookmarkStart w:id="26" w:name="Xf2ad8b74b25fdb8fce4e1282186f6cd2abb77aa"/>
     <w:p>
       <w:pPr>
         <w:pStyle w:val="Heading2"/>
@@ -125,7 +115,7 @@
         <w:t xml:space="preserve">and its edit). From here a user can:</w:t>
       </w:r>
     </w:p>
-    <w:bookmarkStart w:id="20" w:name="X032d446c6b4960e97935c3da89367d89e7d6575"/>
+    <w:bookmarkStart w:id="20" w:name="core-isadg-description"/>
     <w:p>
       <w:pPr>
         <w:pStyle w:val="Heading3"/>
@@ -137,7 +127,7 @@
     <w:tbl>
       <w:tblPr>
         <w:tblStyle w:val="Table"/>
-        <w:tblW w:type="auto" w:w="0"/>
+        <w:tblW w:type="pct" w:w="5000"/>
         <w:tblLook w:firstRow="1" w:lastRow="0" w:firstColumn="0" w:lastColumn="0" w:noHBand="0" w:noVBand="0" w:val="0020"/>
         <w:jc w:val="start"/>
       </w:tblPr>
@@ -647,7 +637,7 @@
       </w:tr>
     </w:tbl>
     <w:bookmarkEnd w:id="20"/>
-    <w:bookmarkStart w:id="21" w:name="X9470c6e7dd652eabf8b35a3d6c95c4c8cf0afd3"/>
+    <w:bookmarkStart w:id="21" w:name="provenance-ahgprovenanceplugin"/>
     <w:p>
       <w:pPr>
         <w:pStyle w:val="Heading3"/>
@@ -659,7 +649,7 @@
     <w:tbl>
       <w:tblPr>
         <w:tblStyle w:val="Table"/>
-        <w:tblW w:type="auto" w:w="0"/>
+        <w:tblW w:type="pct" w:w="5000"/>
         <w:tblLook w:firstRow="1" w:lastRow="0" w:firstColumn="0" w:lastColumn="0" w:noHBand="0" w:noVBand="0" w:val="0020"/>
         <w:jc w:val="start"/>
       </w:tblPr>
@@ -1061,7 +1051,7 @@
       </w:tr>
     </w:tbl>
     <w:bookmarkEnd w:id="21"/>
-    <w:bookmarkStart w:id="22" w:name="X38d9075a79887ac56a836ffc37d1001ed6e3835"/>
+    <w:bookmarkStart w:id="22" w:name="ai-ahgaiplugin"/>
     <w:p>
       <w:pPr>
         <w:pStyle w:val="Heading3"/>
@@ -1073,7 +1063,7 @@
     <w:tbl>
       <w:tblPr>
         <w:tblStyle w:val="Table"/>
-        <w:tblW w:type="auto" w:w="0"/>
+        <w:tblW w:type="pct" w:w="5000"/>
         <w:tblLook w:firstRow="1" w:lastRow="0" w:firstColumn="0" w:lastColumn="0" w:noHBand="0" w:noVBand="0" w:val="0020"/>
         <w:jc w:val="start"/>
       </w:tblPr>
@@ -1475,7 +1465,7 @@
       </w:tr>
     </w:tbl>
     <w:bookmarkEnd w:id="22"/>
-    <w:bookmarkStart w:id="23" w:name="X02db9632c151792ceac1c62516cac9cfc6346a3"/>
+    <w:bookmarkStart w:id="23" w:name="Xc4d83f232d654f64846e46d88b6bdfef5340676"/>
     <w:p>
       <w:pPr>
         <w:pStyle w:val="Heading3"/>
@@ -1487,7 +1477,7 @@
     <w:tbl>
       <w:tblPr>
         <w:tblStyle w:val="Table"/>
-        <w:tblW w:type="auto" w:w="0"/>
+        <w:tblW w:type="pct" w:w="5000"/>
         <w:tblLook w:firstRow="1" w:lastRow="0" w:firstColumn="0" w:lastColumn="0" w:noHBand="0" w:noVBand="0" w:val="0020"/>
         <w:jc w:val="start"/>
       </w:tblPr>
@@ -1889,7 +1879,7 @@
       </w:tr>
     </w:tbl>
     <w:bookmarkEnd w:id="23"/>
-    <w:bookmarkStart w:id="24" w:name="X2921927361b10ee9259197242105c680081cc6e"/>
+    <w:bookmarkStart w:id="24" w:name="X43634d357f9fca75370dceb552ed7e356c5f2a5"/>
     <w:p>
       <w:pPr>
         <w:pStyle w:val="Heading3"/>
@@ -1901,7 +1891,7 @@
     <w:tbl>
       <w:tblPr>
         <w:tblStyle w:val="Table"/>
-        <w:tblW w:type="auto" w:w="0"/>
+        <w:tblW w:type="pct" w:w="5000"/>
         <w:tblLook w:firstRow="1" w:lastRow="0" w:firstColumn="0" w:lastColumn="0" w:noHBand="0" w:noVBand="0" w:val="0020"/>
         <w:jc w:val="start"/>
       </w:tblPr>
@@ -2357,7 +2347,7 @@
       </w:tr>
     </w:tbl>
     <w:bookmarkEnd w:id="24"/>
-    <w:bookmarkStart w:id="25" w:name="Xf10c9882613012a0195ca9b875a2a8a38537eef"/>
+    <w:bookmarkStart w:id="25" w:name="other-linked-panels"/>
     <w:p>
       <w:pPr>
         <w:pStyle w:val="Heading3"/>
@@ -2369,7 +2359,7 @@
     <w:tbl>
       <w:tblPr>
         <w:tblStyle w:val="Table"/>
-        <w:tblW w:type="auto" w:w="0"/>
+        <w:tblW w:type="pct" w:w="5000"/>
         <w:tblLook w:firstRow="1" w:lastRow="0" w:firstColumn="0" w:lastColumn="0" w:noHBand="0" w:noVBand="0" w:val="0020"/>
         <w:jc w:val="start"/>
       </w:tblPr>
@@ -2779,7 +2769,7 @@
     </w:p>
     <w:bookmarkEnd w:id="25"/>
     <w:bookmarkEnd w:id="26"/>
-    <w:bookmarkStart w:id="31" w:name="X9f4026598fbef380bbce90693d9951bbcbfdbe0"/>
+    <w:bookmarkStart w:id="31" w:name="isaar-cpf-authority-record-actor"/>
     <w:p>
       <w:pPr>
         <w:pStyle w:val="Heading2"/>
@@ -2805,7 +2795,7 @@
         <w:t xml:space="preserve">). From here a user can:</w:t>
       </w:r>
     </w:p>
-    <w:bookmarkStart w:id="27" w:name="X2b69642cd7e195cdf571ce0a4e37421f9d7cd08"/>
+    <w:bookmarkStart w:id="27" w:name="core-isaar-cpf"/>
     <w:p>
       <w:pPr>
         <w:pStyle w:val="Heading3"/>
@@ -2817,7 +2807,7 @@
     <w:tbl>
       <w:tblPr>
         <w:tblStyle w:val="Table"/>
-        <w:tblW w:type="auto" w:w="0"/>
+        <w:tblW w:type="pct" w:w="5000"/>
         <w:tblLook w:firstRow="1" w:lastRow="0" w:firstColumn="0" w:lastColumn="0" w:noHBand="0" w:noVBand="0" w:val="0020"/>
         <w:jc w:val="start"/>
       </w:tblPr>
@@ -3165,7 +3155,7 @@
       </w:tr>
     </w:tbl>
     <w:bookmarkEnd w:id="27"/>
-    <w:bookmarkStart w:id="28" w:name="X04c822920e69f828846ce692342564ea0756cd1"/>
+    <w:bookmarkStart w:id="28" w:name="X936baa86ee5a410a1ab92c86000a900d4af2e05"/>
     <w:p>
       <w:pPr>
         <w:pStyle w:val="Heading3"/>
@@ -3417,7 +3407,7 @@
       </w:tr>
     </w:tbl>
     <w:bookmarkEnd w:id="28"/>
-    <w:bookmarkStart w:id="29" w:name="X30a2eaa3fd05ffb752b85405449cb4e368444e5"/>
+    <w:bookmarkStart w:id="29" w:name="contact-ahgcontactplugin"/>
     <w:p>
       <w:pPr>
         <w:pStyle w:val="Heading3"/>
@@ -3561,7 +3551,7 @@
       </w:tr>
     </w:tbl>
     <w:bookmarkEnd w:id="29"/>
-    <w:bookmarkStart w:id="30" w:name="X415ffb8479b7618a0c0a66609945931fc6c393f"/>
+    <w:bookmarkStart w:id="30" w:name="ai-linked-records"/>
     <w:p>
       <w:pPr>
         <w:pStyle w:val="Heading3"/>
@@ -3573,7 +3563,7 @@
     <w:tbl>
       <w:tblPr>
         <w:tblStyle w:val="Table"/>
-        <w:tblW w:type="auto" w:w="0"/>
+        <w:tblW w:type="pct" w:w="5000"/>
         <w:tblLook w:firstRow="1" w:lastRow="0" w:firstColumn="0" w:lastColumn="0" w:noHBand="0" w:noVBand="0" w:val="0020"/>
         <w:jc w:val="start"/>
       </w:tblPr>
@@ -3821,7 +3811,7 @@
     </w:p>
     <w:bookmarkEnd w:id="30"/>
     <w:bookmarkEnd w:id="31"/>
-    <w:bookmarkStart w:id="34" w:name="X04f6ef8a4b2ec67eb3509db9f636b6facf2df75"/>
+    <w:bookmarkStart w:id="34" w:name="isdiah-repository-archival-institution"/>
     <w:p>
       <w:pPr>
         <w:pStyle w:val="Heading2"/>
@@ -3847,7 +3837,7 @@
         <w:t xml:space="preserve">). From here a user can:</w:t>
       </w:r>
     </w:p>
-    <w:bookmarkStart w:id="32" w:name="X9180a12a3f5d9aa285f67d76866c0cd109de2ad"/>
+    <w:bookmarkStart w:id="32" w:name="core-isdiah"/>
     <w:p>
       <w:pPr>
         <w:pStyle w:val="Heading3"/>
@@ -3859,7 +3849,7 @@
     <w:tbl>
       <w:tblPr>
         <w:tblStyle w:val="Table"/>
-        <w:tblW w:type="auto" w:w="0"/>
+        <w:tblW w:type="pct" w:w="5000"/>
         <w:tblLook w:firstRow="1" w:lastRow="0" w:firstColumn="0" w:lastColumn="0" w:noHBand="0" w:noVBand="0" w:val="0020"/>
         <w:jc w:val="start"/>
       </w:tblPr>
@@ -4261,7 +4251,7 @@
       </w:tr>
     </w:tbl>
     <w:bookmarkEnd w:id="32"/>
-    <w:bookmarkStart w:id="33" w:name="X34bf7775309c5b82d865feb6acd49e85523a4f9"/>
+    <w:bookmarkStart w:id="33" w:name="repository-extras"/>
     <w:p>
       <w:pPr>
         <w:pStyle w:val="Heading3"/>
@@ -4490,7 +4480,7 @@
               <w:jc w:val="left"/>
             </w:pPr>
             <w:r>
-              <w:t xml:space="preserve">Digital objects route to the repo's NAS path</w:t>
+              <w:t xml:space="preserve">Digital objects route to the repo’s NAS path</w:t>
             </w:r>
           </w:p>
         </w:tc>
@@ -4575,7 +4565,7 @@
     </w:p>
     <w:bookmarkEnd w:id="33"/>
     <w:bookmarkEnd w:id="34"/>
-    <w:bookmarkStart w:id="38" w:name="X2aed5f37f692e47b6cc47fd6d36ee3fedcbbe92"/>
+    <w:bookmarkStart w:id="38" w:name="accession"/>
     <w:p>
       <w:pPr>
         <w:pStyle w:val="Heading2"/>
@@ -4601,7 +4591,7 @@
         <w:t xml:space="preserve">). From here a user can:</w:t>
       </w:r>
     </w:p>
-    <w:bookmarkStart w:id="35" w:name="Xc23f99f8c2407f67b40965fcf44740192d5e762"/>
+    <w:bookmarkStart w:id="35" w:name="core-accession"/>
     <w:p>
       <w:pPr>
         <w:pStyle w:val="Heading3"/>
@@ -4613,7 +4603,7 @@
     <w:tbl>
       <w:tblPr>
         <w:tblStyle w:val="Table"/>
-        <w:tblW w:type="auto" w:w="0"/>
+        <w:tblW w:type="pct" w:w="5000"/>
         <w:tblLook w:firstRow="1" w:lastRow="0" w:firstColumn="0" w:lastColumn="0" w:noHBand="0" w:noVBand="0" w:val="0020"/>
         <w:jc w:val="start"/>
       </w:tblPr>
@@ -4907,7 +4897,7 @@
       </w:tr>
     </w:tbl>
     <w:bookmarkEnd w:id="35"/>
-    <w:bookmarkStart w:id="36" w:name="Xe9bc871c6c8d941c3af8ab869be60cc4aa2342a"/>
+    <w:bookmarkStart w:id="36" w:name="X93e36ad1853c1b897c9654a0d9fee206a6d1648"/>
     <w:p>
       <w:pPr>
         <w:pStyle w:val="Heading3"/>
@@ -4919,7 +4909,7 @@
     <w:tbl>
       <w:tblPr>
         <w:tblStyle w:val="Table"/>
-        <w:tblW w:type="auto" w:w="0"/>
+        <w:tblW w:type="pct" w:w="5000"/>
         <w:tblLook w:firstRow="1" w:lastRow="0" w:firstColumn="0" w:lastColumn="0" w:noHBand="0" w:noVBand="0" w:val="0020"/>
         <w:jc w:val="start"/>
       </w:tblPr>
@@ -5105,7 +5095,7 @@
       </w:tr>
     </w:tbl>
     <w:bookmarkEnd w:id="36"/>
-    <w:bookmarkStart w:id="37" w:name="Xeec3342b4a1c1f19f96fa8b607f754a155d212c"/>
+    <w:bookmarkStart w:id="37" w:name="rights-holder-storage"/>
     <w:p>
       <w:pPr>
         <w:pStyle w:val="Heading3"/>
@@ -5117,7 +5107,7 @@
     <w:tbl>
       <w:tblPr>
         <w:tblStyle w:val="Table"/>
-        <w:tblW w:type="auto" w:w="0"/>
+        <w:tblW w:type="pct" w:w="5000"/>
         <w:tblLook w:firstRow="1" w:lastRow="0" w:firstColumn="0" w:lastColumn="0" w:noHBand="0" w:noVBand="0" w:val="0020"/>
         <w:jc w:val="start"/>
       </w:tblPr>
@@ -5419,7 +5409,7 @@
     </w:p>
     <w:bookmarkEnd w:id="37"/>
     <w:bookmarkEnd w:id="38"/>
-    <w:bookmarkStart w:id="41" w:name="Xbe5dd21274c4cc8b877f3584a1fb2739810528a"/>
+    <w:bookmarkStart w:id="41" w:name="term-taxonomy"/>
     <w:p>
       <w:pPr>
         <w:pStyle w:val="Heading2"/>
@@ -5457,7 +5447,7 @@
         <w:t xml:space="preserve">). From here a user can:</w:t>
       </w:r>
     </w:p>
-    <w:bookmarkStart w:id="39" w:name="Xb96b31af79e6a349e18929d4c46c2713eefa072"/>
+    <w:bookmarkStart w:id="39" w:name="term-management-ahgtermtaxonomyplugin"/>
     <w:p>
       <w:pPr>
         <w:pStyle w:val="Heading3"/>
@@ -5469,7 +5459,7 @@
     <w:tbl>
       <w:tblPr>
         <w:tblStyle w:val="Table"/>
-        <w:tblW w:type="auto" w:w="0"/>
+        <w:tblW w:type="pct" w:w="5000"/>
         <w:tblLook w:firstRow="1" w:lastRow="0" w:firstColumn="0" w:lastColumn="0" w:noHBand="0" w:noVBand="0" w:val="0020"/>
         <w:jc w:val="start"/>
       </w:tblPr>
@@ -5880,7 +5870,7 @@
       </w:tr>
     </w:tbl>
     <w:bookmarkEnd w:id="39"/>
-    <w:bookmarkStart w:id="40" w:name="Xb3510c19f8c919f32c785eb50675efc22a2fb7a"/>
+    <w:bookmarkStart w:id="40" w:name="X6e12e6892e3dc12293bd76c5241eced7793c670"/>
     <w:p>
       <w:pPr>
         <w:pStyle w:val="Heading3"/>
@@ -6086,7 +6076,7 @@
     </w:p>
     <w:bookmarkEnd w:id="40"/>
     <w:bookmarkEnd w:id="41"/>
-    <w:bookmarkStart w:id="42" w:name="X3efa46087ed3f6ed42750163289ed19daac854b"/>
+    <w:bookmarkStart w:id="42" w:name="function-isdf"/>
     <w:p>
       <w:pPr>
         <w:pStyle w:val="Heading2"/>
@@ -6106,7 +6096,7 @@
     <w:tbl>
       <w:tblPr>
         <w:tblStyle w:val="Table"/>
-        <w:tblW w:type="auto" w:w="0"/>
+        <w:tblW w:type="pct" w:w="5000"/>
         <w:tblLook w:firstRow="1" w:lastRow="0" w:firstColumn="0" w:lastColumn="0" w:noHBand="0" w:noVBand="0" w:val="0020"/>
         <w:jc w:val="start"/>
       </w:tblPr>
@@ -6461,7 +6451,7 @@
       </w:r>
     </w:p>
     <w:bookmarkEnd w:id="42"/>
-    <w:bookmarkStart w:id="46" w:name="X08f7e009746db5eef8612f4ff95a471723eff55"/>
+    <w:bookmarkStart w:id="46" w:name="digital-object-stand-alone-view"/>
     <w:p>
       <w:pPr>
         <w:pStyle w:val="Heading2"/>
@@ -6478,7 +6468,7 @@
         <w:t xml:space="preserve">The digital-object view + actions (IIIF/DAM/preservation). From here a user can:</w:t>
       </w:r>
     </w:p>
-    <w:bookmarkStart w:id="43" w:name="X9e0cd369d138a0e2111653127690163f8651a74"/>
+    <w:bookmarkStart w:id="43" w:name="X76dc4d6593c0dabe3375e2b742bb8b5e0510e2f"/>
     <w:p>
       <w:pPr>
         <w:pStyle w:val="Heading3"/>
@@ -6784,7 +6774,7 @@
       </w:tr>
     </w:tbl>
     <w:bookmarkEnd w:id="43"/>
-    <w:bookmarkStart w:id="44" w:name="Xfe9e0c01d1771e5d37e22e7ac8bc1a8b1e23361"/>
+    <w:bookmarkStart w:id="44" w:name="preservation-ahgpreservationplugin"/>
     <w:p>
       <w:pPr>
         <w:pStyle w:val="Heading3"/>
@@ -7090,7 +7080,7 @@
       </w:tr>
     </w:tbl>
     <w:bookmarkEnd w:id="44"/>
-    <w:bookmarkStart w:id="45" w:name="X1f7816aef88824721f8bfa7eb87575f4030430f"/>
+    <w:bookmarkStart w:id="45" w:name="text-rights"/>
     <w:p>
       <w:pPr>
         <w:pStyle w:val="Heading3"/>
@@ -7296,7 +7286,7 @@
     </w:p>
     <w:bookmarkEnd w:id="45"/>
     <w:bookmarkEnd w:id="46"/>
-    <w:bookmarkStart w:id="49" w:name="X074b96b4612db3a89ec82d75fc56afbcd8cdb75"/>
+    <w:bookmarkStart w:id="49" w:name="research-portal"/>
     <w:p>
       <w:pPr>
         <w:pStyle w:val="Heading2"/>
@@ -7322,7 +7312,7 @@
         <w:t xml:space="preserve">). From here a user can:</w:t>
       </w:r>
     </w:p>
-    <w:bookmarkStart w:id="47" w:name="X5e8384de40f3559f5686124262b224f2409cc41"/>
+    <w:bookmarkStart w:id="47" w:name="X20ee43ea8ac4021007aa156fbb4f4e63c8cf30a"/>
     <w:p>
       <w:pPr>
         <w:pStyle w:val="Heading3"/>
@@ -7334,7 +7324,7 @@
     <w:tbl>
       <w:tblPr>
         <w:tblStyle w:val="Table"/>
-        <w:tblW w:type="auto" w:w="0"/>
+        <w:tblW w:type="pct" w:w="5000"/>
         <w:tblLook w:firstRow="1" w:lastRow="0" w:firstColumn="0" w:lastColumn="0" w:noHBand="0" w:noVBand="0" w:val="0020"/>
         <w:jc w:val="start"/>
       </w:tblPr>
@@ -7736,7 +7726,7 @@
       </w:tr>
     </w:tbl>
     <w:bookmarkEnd w:id="47"/>
-    <w:bookmarkStart w:id="48" w:name="X6995332ecd639e411041162453bba44b9b505c4"/>
+    <w:bookmarkStart w:id="48" w:name="requests-datasets"/>
     <w:p>
       <w:pPr>
         <w:pStyle w:val="Heading3"/>
@@ -7748,7 +7738,7 @@
     <w:tbl>
       <w:tblPr>
         <w:tblStyle w:val="Table"/>
-        <w:tblW w:type="auto" w:w="0"/>
+        <w:tblW w:type="pct" w:w="5000"/>
         <w:tblLook w:firstRow="1" w:lastRow="0" w:firstColumn="0" w:lastColumn="0" w:noHBand="0" w:noVBand="0" w:val="0020"/>
         <w:jc w:val="start"/>
       </w:tblPr>
@@ -8050,7 +8040,7 @@
     </w:p>
     <w:bookmarkEnd w:id="48"/>
     <w:bookmarkEnd w:id="49"/>
-    <w:bookmarkStart w:id="53" w:name="X51964cb05d2acc036196bd61024ffb752a206c9"/>
+    <w:bookmarkStart w:id="53" w:name="glam-browse-search"/>
     <w:p>
       <w:pPr>
         <w:pStyle w:val="Heading2"/>
@@ -8067,7 +8057,7 @@
         <w:t xml:space="preserve">The public discovery surface. From here a user can:</w:t>
       </w:r>
     </w:p>
-    <w:bookmarkStart w:id="50" w:name="Xa6e23f2d1a6dbdd724ae32d5478b404f8a7cdeb"/>
+    <w:bookmarkStart w:id="50" w:name="browse-display-ahgdisplayplugin"/>
     <w:p>
       <w:pPr>
         <w:pStyle w:val="Heading3"/>
@@ -8079,7 +8069,7 @@
     <w:tbl>
       <w:tblPr>
         <w:tblStyle w:val="Table"/>
-        <w:tblW w:type="auto" w:w="0"/>
+        <w:tblW w:type="pct" w:w="5000"/>
         <w:tblLook w:firstRow="1" w:lastRow="0" w:firstColumn="0" w:lastColumn="0" w:noHBand="0" w:noVBand="0" w:val="0020"/>
         <w:jc w:val="start"/>
       </w:tblPr>
@@ -8319,7 +8309,7 @@
       </w:tr>
     </w:tbl>
     <w:bookmarkEnd w:id="50"/>
-    <w:bookmarkStart w:id="51" w:name="X523b8f67a0d2ac296d7fc8c212fc91645a1167c"/>
+    <w:bookmarkStart w:id="51" w:name="X33d2875b04903f10eac0a47718c30489f73ac88"/>
     <w:p>
       <w:pPr>
         <w:pStyle w:val="Heading3"/>
@@ -8331,7 +8321,7 @@
     <w:tbl>
       <w:tblPr>
         <w:tblStyle w:val="Table"/>
-        <w:tblW w:type="auto" w:w="0"/>
+        <w:tblW w:type="pct" w:w="5000"/>
         <w:tblLook w:firstRow="1" w:lastRow="0" w:firstColumn="0" w:lastColumn="0" w:noHBand="0" w:noVBand="0" w:val="0020"/>
         <w:jc w:val="start"/>
       </w:tblPr>
@@ -8571,7 +8561,7 @@
       </w:tr>
     </w:tbl>
     <w:bookmarkEnd w:id="51"/>
-    <w:bookmarkStart w:id="52" w:name="Xb41d7d4a70cb4a0634513a126afee929240e48b"/>
+    <w:bookmarkStart w:id="52" w:name="sector-browse"/>
     <w:p>
       <w:pPr>
         <w:pStyle w:val="Heading3"/>
@@ -8583,7 +8573,7 @@
     <w:tbl>
       <w:tblPr>
         <w:tblStyle w:val="Table"/>
-        <w:tblW w:type="auto" w:w="0"/>
+        <w:tblW w:type="pct" w:w="5000"/>
         <w:tblLook w:firstRow="1" w:lastRow="0" w:firstColumn="0" w:lastColumn="0" w:noHBand="0" w:noVBand="0" w:val="0020"/>
         <w:jc w:val="start"/>
       </w:tblPr>
@@ -8746,7 +8736,7 @@
               <w:jc w:val="left"/>
             </w:pPr>
             <w:r>
-              <w:t xml:space="preserve">Museum browse; Spectrum; CIDOC-CRM</w:t>
+              <w:t xml:space="preserve">Museum browse; collections procedures; CIDOC-CRM</w:t>
             </w:r>
           </w:p>
         </w:tc>
@@ -8885,7 +8875,7 @@
     </w:p>
     <w:bookmarkEnd w:id="52"/>
     <w:bookmarkEnd w:id="53"/>
-    <w:bookmarkStart w:id="56" w:name="Xe8cb80c0affab63a0d834cf5ee22f2abcd42c8b"/>
+    <w:bookmarkStart w:id="56" w:name="reports-dashboards"/>
     <w:p>
       <w:pPr>
         <w:pStyle w:val="Heading2"/>
@@ -8911,7 +8901,7 @@
         <w:t xml:space="preserve">). From here a user (admin) can:</w:t>
       </w:r>
     </w:p>
-    <w:bookmarkStart w:id="54" w:name="Xaad4f1729298e18762c5c0a9747913ffdcc19a5"/>
+    <w:bookmarkStart w:id="54" w:name="Xf1e47ac1e0d99c4045f1d093f6a529964028204"/>
     <w:p>
       <w:pPr>
         <w:pStyle w:val="Heading3"/>
@@ -8923,7 +8913,7 @@
     <w:tbl>
       <w:tblPr>
         <w:tblStyle w:val="Table"/>
-        <w:tblW w:type="auto" w:w="0"/>
+        <w:tblW w:type="pct" w:w="5000"/>
         <w:tblLook w:firstRow="1" w:lastRow="0" w:firstColumn="0" w:lastColumn="0" w:noHBand="0" w:noVBand="0" w:val="0020"/>
         <w:jc w:val="start"/>
       </w:tblPr>
@@ -9217,7 +9207,7 @@
       </w:tr>
     </w:tbl>
     <w:bookmarkEnd w:id="54"/>
-    <w:bookmarkStart w:id="55" w:name="X2cb7534502da6a0a971397cb343c0073cc26e01"/>
+    <w:bookmarkStart w:id="55" w:name="statistics-audit-compliance"/>
     <w:p>
       <w:pPr>
         <w:pStyle w:val="Heading3"/>
@@ -9229,7 +9219,7 @@
     <w:tbl>
       <w:tblPr>
         <w:tblStyle w:val="Table"/>
-        <w:tblW w:type="auto" w:w="0"/>
+        <w:tblW w:type="pct" w:w="5000"/>
         <w:tblLook w:firstRow="1" w:lastRow="0" w:firstColumn="0" w:lastColumn="0" w:noHBand="0" w:noVBand="0" w:val="0020"/>
         <w:jc w:val="start"/>
       </w:tblPr>
@@ -9715,7 +9705,7 @@
   <w:docDefaults>
     <w:rPrDefault>
       <w:rPr>
-        <w:rFonts w:ascii="Arial" w:cs="Arial" w:eastAsia="Arial" w:hAnsi="Arial"/>
+        <w:rFonts w:asciiTheme="minorHAnsi" w:cstheme="minorBidi" w:eastAsiaTheme="minorHAnsi" w:hAnsiTheme="minorHAnsi"/>
         <w:sz w:val="24"/>
         <w:szCs w:val="24"/>
         <w:lang w:bidi="ar-SA" w:eastAsia="en-US" w:val="en-US"/>
@@ -9723,7 +9713,7 @@
     </w:rPrDefault>
     <w:pPrDefault>
       <w:pPr>
-        <w:spacing w:after="200" w:line="360" w:lineRule="auto"/>
+        <w:spacing w:after="200"/>
       </w:pPr>
     </w:pPrDefault>
   </w:docDefaults>
@@ -10476,7 +10466,7 @@
     </a:clrScheme>
     <a:fontScheme name="Office">
       <a:majorFont>
-        <a:latin typeface="Arial"/>
+        <a:latin typeface="Calibri"/>
         <a:ea typeface=""/>
         <a:cs typeface=""/>
         <a:font script="Jpan" typeface="ＭＳ ゴシック"/>
@@ -10510,7 +10500,7 @@
         <a:font script="Uigh" typeface="Microsoft Uighur"/>
       </a:majorFont>
       <a:minorFont>
-        <a:latin typeface="Arial"/>
+        <a:latin typeface="Cambria"/>
         <a:ea typeface=""/>
         <a:cs typeface=""/>
         <a:font script="Jpan" typeface="ＭＳ 明朝"/>
